--- a/dsa case study 2.docx
+++ b/dsa case study 2.docx
@@ -475,12 +475,21 @@
         </w:rPr>
         <w:t xml:space="preserve"> </w:t>
       </w:r>
-      <w:r>
-        <w:rPr>
-          <w:rFonts w:ascii="Times New Roman"/>
-          <w:color w:val="000000" w:themeColor="text1"/>
-        </w:rPr>
-        <w:t xml:space="preserve">EventSphere </w:t>
+      <w:proofErr w:type="spellStart"/>
+      <w:r>
+        <w:rPr>
+          <w:rFonts w:ascii="Times New Roman"/>
+          <w:color w:val="000000" w:themeColor="text1"/>
+        </w:rPr>
+        <w:t>EventSphere</w:t>
+      </w:r>
+      <w:proofErr w:type="spellEnd"/>
+      <w:r>
+        <w:rPr>
+          <w:rFonts w:ascii="Times New Roman"/>
+          <w:color w:val="000000" w:themeColor="text1"/>
+        </w:rPr>
+        <w:t xml:space="preserve"> </w:t>
       </w:r>
       <w:r>
         <w:rPr>
@@ -640,12 +649,30 @@
           <w:color w:val="000000" w:themeColor="text1"/>
         </w:rPr>
       </w:pPr>
-      <w:r>
-        <w:rPr>
-          <w:rFonts w:ascii="Times New Roman"/>
-          <w:color w:val="000000" w:themeColor="text1"/>
-        </w:rPr>
-        <w:t xml:space="preserve">buildTree() constructs the Segment Tree. </w:t>
+      <w:proofErr w:type="spellStart"/>
+      <w:proofErr w:type="gramStart"/>
+      <w:r>
+        <w:rPr>
+          <w:rFonts w:ascii="Times New Roman"/>
+          <w:color w:val="000000" w:themeColor="text1"/>
+        </w:rPr>
+        <w:t>buildTree</w:t>
+      </w:r>
+      <w:proofErr w:type="spellEnd"/>
+      <w:r>
+        <w:rPr>
+          <w:rFonts w:ascii="Times New Roman"/>
+          <w:color w:val="000000" w:themeColor="text1"/>
+        </w:rPr>
+        <w:t>(</w:t>
+      </w:r>
+      <w:proofErr w:type="gramEnd"/>
+      <w:r>
+        <w:rPr>
+          <w:rFonts w:ascii="Times New Roman"/>
+          <w:color w:val="000000" w:themeColor="text1"/>
+        </w:rPr>
+        <w:t xml:space="preserve">) constructs the Segment Tree. </w:t>
       </w:r>
     </w:p>
     <w:p>
@@ -661,12 +688,30 @@
           <w:color w:val="000000" w:themeColor="text1"/>
         </w:rPr>
       </w:pPr>
-      <w:r>
-        <w:rPr>
-          <w:rFonts w:ascii="Times New Roman"/>
-          <w:color w:val="000000" w:themeColor="text1"/>
-        </w:rPr>
-        <w:t xml:space="preserve">rangeQuery() calculates sales within a selected range. </w:t>
+      <w:proofErr w:type="spellStart"/>
+      <w:proofErr w:type="gramStart"/>
+      <w:r>
+        <w:rPr>
+          <w:rFonts w:ascii="Times New Roman"/>
+          <w:color w:val="000000" w:themeColor="text1"/>
+        </w:rPr>
+        <w:t>rangeQuery</w:t>
+      </w:r>
+      <w:proofErr w:type="spellEnd"/>
+      <w:r>
+        <w:rPr>
+          <w:rFonts w:ascii="Times New Roman"/>
+          <w:color w:val="000000" w:themeColor="text1"/>
+        </w:rPr>
+        <w:t>(</w:t>
+      </w:r>
+      <w:proofErr w:type="gramEnd"/>
+      <w:r>
+        <w:rPr>
+          <w:rFonts w:ascii="Times New Roman"/>
+          <w:color w:val="000000" w:themeColor="text1"/>
+        </w:rPr>
+        <w:t xml:space="preserve">) calculates sales within a selected range. </w:t>
       </w:r>
     </w:p>
     <w:p>
@@ -682,12 +727,30 @@
           <w:color w:val="000000" w:themeColor="text1"/>
         </w:rPr>
       </w:pPr>
-      <w:r>
-        <w:rPr>
-          <w:rFonts w:ascii="Times New Roman"/>
-          <w:color w:val="000000" w:themeColor="text1"/>
-        </w:rPr>
-        <w:t xml:space="preserve">updateSale() updates daily sales. </w:t>
+      <w:proofErr w:type="spellStart"/>
+      <w:proofErr w:type="gramStart"/>
+      <w:r>
+        <w:rPr>
+          <w:rFonts w:ascii="Times New Roman"/>
+          <w:color w:val="000000" w:themeColor="text1"/>
+        </w:rPr>
+        <w:t>updateSale</w:t>
+      </w:r>
+      <w:proofErr w:type="spellEnd"/>
+      <w:r>
+        <w:rPr>
+          <w:rFonts w:ascii="Times New Roman"/>
+          <w:color w:val="000000" w:themeColor="text1"/>
+        </w:rPr>
+        <w:t>(</w:t>
+      </w:r>
+      <w:proofErr w:type="gramEnd"/>
+      <w:r>
+        <w:rPr>
+          <w:rFonts w:ascii="Times New Roman"/>
+          <w:color w:val="000000" w:themeColor="text1"/>
+        </w:rPr>
+        <w:t xml:space="preserve">) updates daily sales. </w:t>
       </w:r>
     </w:p>
     <w:p>
@@ -703,12 +766,30 @@
           <w:color w:val="000000" w:themeColor="text1"/>
         </w:rPr>
       </w:pPr>
-      <w:r>
-        <w:rPr>
-          <w:rFonts w:ascii="Times New Roman"/>
-          <w:color w:val="000000" w:themeColor="text1"/>
-        </w:rPr>
-        <w:t xml:space="preserve">displaySales() shows sales records. </w:t>
+      <w:proofErr w:type="spellStart"/>
+      <w:proofErr w:type="gramStart"/>
+      <w:r>
+        <w:rPr>
+          <w:rFonts w:ascii="Times New Roman"/>
+          <w:color w:val="000000" w:themeColor="text1"/>
+        </w:rPr>
+        <w:t>displaySales</w:t>
+      </w:r>
+      <w:proofErr w:type="spellEnd"/>
+      <w:r>
+        <w:rPr>
+          <w:rFonts w:ascii="Times New Roman"/>
+          <w:color w:val="000000" w:themeColor="text1"/>
+        </w:rPr>
+        <w:t>(</w:t>
+      </w:r>
+      <w:proofErr w:type="gramEnd"/>
+      <w:r>
+        <w:rPr>
+          <w:rFonts w:ascii="Times New Roman"/>
+          <w:color w:val="000000" w:themeColor="text1"/>
+        </w:rPr>
+        <w:t xml:space="preserve">) shows sales records. </w:t>
       </w:r>
     </w:p>
     <w:p>
@@ -724,12 +805,30 @@
           <w:color w:val="000000" w:themeColor="text1"/>
         </w:rPr>
       </w:pPr>
-      <w:r>
-        <w:rPr>
-          <w:rFonts w:ascii="Times New Roman"/>
-          <w:color w:val="000000" w:themeColor="text1"/>
-        </w:rPr>
-        <w:t xml:space="preserve">comparePerformance() compares Segment Tree with linear search. </w:t>
+      <w:proofErr w:type="spellStart"/>
+      <w:proofErr w:type="gramStart"/>
+      <w:r>
+        <w:rPr>
+          <w:rFonts w:ascii="Times New Roman"/>
+          <w:color w:val="000000" w:themeColor="text1"/>
+        </w:rPr>
+        <w:t>comparePerformance</w:t>
+      </w:r>
+      <w:proofErr w:type="spellEnd"/>
+      <w:r>
+        <w:rPr>
+          <w:rFonts w:ascii="Times New Roman"/>
+          <w:color w:val="000000" w:themeColor="text1"/>
+        </w:rPr>
+        <w:t>(</w:t>
+      </w:r>
+      <w:proofErr w:type="gramEnd"/>
+      <w:r>
+        <w:rPr>
+          <w:rFonts w:ascii="Times New Roman"/>
+          <w:color w:val="000000" w:themeColor="text1"/>
+        </w:rPr>
+        <w:t xml:space="preserve">) compares Segment Tree with linear search. </w:t>
       </w:r>
     </w:p>
     <w:p>
@@ -934,7 +1033,23 @@
           <w:rFonts w:ascii="Times New Roman"/>
           <w:color w:val="000000" w:themeColor="text1"/>
         </w:rPr>
-        <w:t xml:space="preserve">Segment Tree Construction : O(n) </w:t>
+        <w:t xml:space="preserve">Segment Tree </w:t>
+      </w:r>
+      <w:proofErr w:type="gramStart"/>
+      <w:r>
+        <w:rPr>
+          <w:rFonts w:ascii="Times New Roman"/>
+          <w:color w:val="000000" w:themeColor="text1"/>
+        </w:rPr>
+        <w:t>Construction :</w:t>
+      </w:r>
+      <w:proofErr w:type="gramEnd"/>
+      <w:r>
+        <w:rPr>
+          <w:rFonts w:ascii="Times New Roman"/>
+          <w:color w:val="000000" w:themeColor="text1"/>
+        </w:rPr>
+        <w:t xml:space="preserve"> O(n) </w:t>
       </w:r>
     </w:p>
     <w:p>
@@ -955,7 +1070,39 @@
           <w:rFonts w:ascii="Times New Roman"/>
           <w:color w:val="000000" w:themeColor="text1"/>
         </w:rPr>
-        <w:t xml:space="preserve">Range Query : O(log n) </w:t>
+        <w:t xml:space="preserve">Range </w:t>
+      </w:r>
+      <w:proofErr w:type="gramStart"/>
+      <w:r>
+        <w:rPr>
+          <w:rFonts w:ascii="Times New Roman"/>
+          <w:color w:val="000000" w:themeColor="text1"/>
+        </w:rPr>
+        <w:t>Query :</w:t>
+      </w:r>
+      <w:proofErr w:type="gramEnd"/>
+      <w:r>
+        <w:rPr>
+          <w:rFonts w:ascii="Times New Roman"/>
+          <w:color w:val="000000" w:themeColor="text1"/>
+        </w:rPr>
+        <w:t xml:space="preserve"> </w:t>
+      </w:r>
+      <w:proofErr w:type="gramStart"/>
+      <w:r>
+        <w:rPr>
+          <w:rFonts w:ascii="Times New Roman"/>
+          <w:color w:val="000000" w:themeColor="text1"/>
+        </w:rPr>
+        <w:t>O(</w:t>
+      </w:r>
+      <w:proofErr w:type="gramEnd"/>
+      <w:r>
+        <w:rPr>
+          <w:rFonts w:ascii="Times New Roman"/>
+          <w:color w:val="000000" w:themeColor="text1"/>
+        </w:rPr>
+        <w:t xml:space="preserve">log n) </w:t>
       </w:r>
     </w:p>
     <w:p>
@@ -976,7 +1123,39 @@
           <w:rFonts w:ascii="Times New Roman"/>
           <w:color w:val="000000" w:themeColor="text1"/>
         </w:rPr>
-        <w:t xml:space="preserve">Update Operation : O(log n) </w:t>
+        <w:t xml:space="preserve">Update </w:t>
+      </w:r>
+      <w:proofErr w:type="gramStart"/>
+      <w:r>
+        <w:rPr>
+          <w:rFonts w:ascii="Times New Roman"/>
+          <w:color w:val="000000" w:themeColor="text1"/>
+        </w:rPr>
+        <w:t>Operation :</w:t>
+      </w:r>
+      <w:proofErr w:type="gramEnd"/>
+      <w:r>
+        <w:rPr>
+          <w:rFonts w:ascii="Times New Roman"/>
+          <w:color w:val="000000" w:themeColor="text1"/>
+        </w:rPr>
+        <w:t xml:space="preserve"> </w:t>
+      </w:r>
+      <w:proofErr w:type="gramStart"/>
+      <w:r>
+        <w:rPr>
+          <w:rFonts w:ascii="Times New Roman"/>
+          <w:color w:val="000000" w:themeColor="text1"/>
+        </w:rPr>
+        <w:t>O(</w:t>
+      </w:r>
+      <w:proofErr w:type="gramEnd"/>
+      <w:r>
+        <w:rPr>
+          <w:rFonts w:ascii="Times New Roman"/>
+          <w:color w:val="000000" w:themeColor="text1"/>
+        </w:rPr>
+        <w:t xml:space="preserve">log n) </w:t>
       </w:r>
     </w:p>
     <w:p>
@@ -997,7 +1176,23 @@
           <w:rFonts w:ascii="Times New Roman"/>
           <w:color w:val="000000" w:themeColor="text1"/>
         </w:rPr>
-        <w:t>Linear Search : O(n)</w:t>
+        <w:t xml:space="preserve">Linear </w:t>
+      </w:r>
+      <w:proofErr w:type="gramStart"/>
+      <w:r>
+        <w:rPr>
+          <w:rFonts w:ascii="Times New Roman"/>
+          <w:color w:val="000000" w:themeColor="text1"/>
+        </w:rPr>
+        <w:t>Search :</w:t>
+      </w:r>
+      <w:proofErr w:type="gramEnd"/>
+      <w:r>
+        <w:rPr>
+          <w:rFonts w:ascii="Times New Roman"/>
+          <w:color w:val="000000" w:themeColor="text1"/>
+        </w:rPr>
+        <w:t xml:space="preserve"> O(n)</w:t>
       </w:r>
     </w:p>
     <w:p>
@@ -1029,6 +1224,22 @@
           <w:color w:val="000000" w:themeColor="text1"/>
         </w:rPr>
         <w:t>GitHub Link:</w:t>
+      </w:r>
+    </w:p>
+    <w:p>
+      <w:pPr>
+        <w:spacing w:before="73" w:after="1"/>
+        <w:rPr>
+          <w:rFonts w:ascii="Times New Roman"/>
+          <w:color w:val="000000" w:themeColor="text1"/>
+        </w:rPr>
+      </w:pPr>
+      <w:r>
+        <w:rPr>
+          <w:rFonts w:ascii="Times New Roman"/>
+          <w:color w:val="000000" w:themeColor="text1"/>
+        </w:rPr>
+        <w:t>https://github.com/Shivam16-ai/DSA-CO1-CO2-CO3-CO4-CO5-CO6-Case-Study/blob/main/Dsa%20Case%20Study%201.docx</w:t>
       </w:r>
     </w:p>
     <w:tbl>
